--- a/황종철교수님 수업.docx
+++ b/황종철교수님 수업.docx
@@ -189,14 +189,146 @@
         <w:rPr>
           <w:rFonts w:hint="eastAsia"/>
         </w:rPr>
-        <w:t xml:space="preserve">                                                                                                                                               </w:t>
-      </w:r>
-      <w:r>
-        <w:rPr>
-          <w:rFonts w:hint="eastAsia"/>
-        </w:rPr>
-        <w:t xml:space="preserve">                                                                                                                                                                                                                                                                                                                                                                                                                                                                                                                                                                                                                                                                                                                                                                                                                                                                                                                                                                                                                                                                                                                                                                                                                                                                                                                                                                                                                                                                                                                                                                                                                                                                                                                                                                                                                                                                                                                                                                                                                                                                                                                                                                                                                                                                                                                                                                                                                                                                                                                                                          </w:t>
-      </w:r>
+        <w:t>프로그램: 절차, 객체지향, 함수, 논리</w:t>
+      </w:r>
+    </w:p>
+    <w:p/>
+    <w:p>
+      <w:r>
+        <w:rPr>
+          <w:rFonts w:hint="eastAsia"/>
+        </w:rPr>
+        <w:t>프로그램 설계 전 준비: 요구사항과 인터페이스 설계</w:t>
+      </w:r>
+    </w:p>
+    <w:p/>
+    <w:p>
+      <w:r>
+        <w:rPr>
+          <w:rFonts w:hint="eastAsia"/>
+        </w:rPr>
+        <w:t>부동 소수점 자료형: float, double, long double</w:t>
+      </w:r>
+    </w:p>
+    <w:p>
+      <w:r>
+        <w:t>V</w:t>
+      </w:r>
+      <w:r>
+        <w:rPr>
+          <w:rFonts w:hint="eastAsia"/>
+        </w:rPr>
+        <w:t>oid 자료형</w:t>
+      </w:r>
+    </w:p>
+    <w:p>
+      <w:r>
+        <w:rPr>
+          <w:rFonts w:hint="eastAsia"/>
+        </w:rPr>
+        <w:t>문자열 자료형</w:t>
+      </w:r>
+    </w:p>
+    <w:p/>
+    <w:p/>
+    <w:p/>
+    <w:p>
+      <w:r>
+        <w:rPr>
+          <w:rFonts w:hint="eastAsia"/>
+        </w:rPr>
+        <w:lastRenderedPageBreak/>
+        <w:t>리눅스</w:t>
+      </w:r>
+    </w:p>
+    <w:p>
+      <w:r>
+        <w:rPr>
+          <w:rFonts w:hint="eastAsia"/>
+        </w:rPr>
+        <w:t>GNU 프로젝트?</w:t>
+      </w:r>
+    </w:p>
+    <w:p>
+      <w:pPr>
+        <w:pStyle w:val="a6"/>
+        <w:numPr>
+          <w:ilvl w:val="0"/>
+          <w:numId w:val="2"/>
+        </w:numPr>
+      </w:pPr>
+      <w:r>
+        <w:rPr>
+          <w:rFonts w:hint="eastAsia"/>
+        </w:rPr>
+        <w:t>프로그램을 어떠한 목적으로도 실행할 수 있는 지유</w:t>
+      </w:r>
+    </w:p>
+    <w:p>
+      <w:pPr>
+        <w:pStyle w:val="a6"/>
+        <w:numPr>
+          <w:ilvl w:val="0"/>
+          <w:numId w:val="2"/>
+        </w:numPr>
+      </w:pPr>
+      <w:r>
+        <w:rPr>
+          <w:rFonts w:hint="eastAsia"/>
+        </w:rPr>
+        <w:t xml:space="preserve">프로그램 동작과 필요에 따른 개선의 자유를 위한 </w:t>
+      </w:r>
+      <w:r>
+        <w:rPr>
+          <w:rFonts w:hint="eastAsia"/>
+        </w:rPr>
+        <w:t>소스 코드에 대한 접근이 전제되어야 한다.</w:t>
+      </w:r>
+    </w:p>
+    <w:p>
+      <w:pPr>
+        <w:pStyle w:val="a6"/>
+        <w:numPr>
+          <w:ilvl w:val="0"/>
+          <w:numId w:val="2"/>
+        </w:numPr>
+      </w:pPr>
+      <w:r>
+        <w:rPr>
+          <w:rFonts w:hint="eastAsia"/>
+        </w:rPr>
+        <w:t>복제물 재배포의 자유</w:t>
+      </w:r>
+    </w:p>
+    <w:p>
+      <w:pPr>
+        <w:pStyle w:val="a6"/>
+        <w:numPr>
+          <w:ilvl w:val="0"/>
+          <w:numId w:val="2"/>
+        </w:numPr>
+      </w:pPr>
+      <w:r>
+        <w:rPr>
+          <w:rFonts w:hint="eastAsia"/>
+        </w:rPr>
+        <w:t>프로그램 개선을 위한, 소스 코드 접근 전제</w:t>
+      </w:r>
+    </w:p>
+    <w:p/>
+    <w:p>
+      <w:pPr>
+        <w:rPr>
+          <w:rFonts w:hint="eastAsia"/>
+        </w:rPr>
+      </w:pPr>
+    </w:p>
+    <w:p>
+      <w:pPr>
+        <w:rPr>
+          <w:rFonts w:hint="eastAsia"/>
+        </w:rPr>
+      </w:pPr>
     </w:p>
     <w:sectPr>
       <w:pgSz w:w="11906" w:h="16838"/>
@@ -1507,7 +1639,7 @@
     <w:link w:val="Char3"/>
     <w:uiPriority w:val="99"/>
     <w:unhideWhenUsed/>
-    <w:rsid w:val="00635118"/>
+    <w:rsid w:val="00381304"/>
     <w:pPr>
       <w:tabs>
         <w:tab w:val="center" w:pos="4513"/>
@@ -1521,7 +1653,7 @@
     <w:basedOn w:val="a0"/>
     <w:link w:val="aa"/>
     <w:uiPriority w:val="99"/>
-    <w:rsid w:val="00635118"/>
+    <w:rsid w:val="00381304"/>
   </w:style>
   <w:style w:type="paragraph" w:styleId="ab">
     <w:name w:val="footer"/>
@@ -1529,7 +1661,7 @@
     <w:link w:val="Char4"/>
     <w:uiPriority w:val="99"/>
     <w:unhideWhenUsed/>
-    <w:rsid w:val="00635118"/>
+    <w:rsid w:val="00381304"/>
     <w:pPr>
       <w:tabs>
         <w:tab w:val="center" w:pos="4513"/>
@@ -1543,7 +1675,7 @@
     <w:basedOn w:val="a0"/>
     <w:link w:val="ab"/>
     <w:uiPriority w:val="99"/>
-    <w:rsid w:val="00635118"/>
+    <w:rsid w:val="00381304"/>
   </w:style>
 </w:styles>
 </file>

--- a/황종철교수님 수업.docx
+++ b/황종철교수님 수업.docx
@@ -315,14 +315,1137 @@
         <w:t>프로그램 개선을 위한, 소스 코드 접근 전제</w:t>
       </w:r>
     </w:p>
+    <w:p>
+      <w:pPr>
+        <w:rPr>
+          <w:rFonts w:hint="eastAsia"/>
+        </w:rPr>
+      </w:pPr>
+      <w:r>
+        <w:rPr>
+          <w:rFonts w:hint="eastAsia"/>
+        </w:rPr>
+        <w:t>----------------------------------------------------------------------------------------------------</w:t>
+      </w:r>
+    </w:p>
+    <w:p>
+      <w:proofErr w:type="spellStart"/>
+      <w:r>
+        <w:rPr>
+          <w:rFonts w:hint="eastAsia"/>
+        </w:rPr>
+        <w:t>pwd</w:t>
+      </w:r>
+      <w:proofErr w:type="spellEnd"/>
+      <w:r>
+        <w:rPr>
+          <w:rFonts w:hint="eastAsia"/>
+        </w:rPr>
+        <w:t>: 현재 디렉터리 주소 확인</w:t>
+      </w:r>
+    </w:p>
+    <w:p>
+      <w:r>
+        <w:rPr>
+          <w:rFonts w:hint="eastAsia"/>
+        </w:rPr>
+        <w:t>cd: 디렉터리 이동</w:t>
+      </w:r>
+    </w:p>
+    <w:p>
+      <w:r>
+        <w:rPr>
+          <w:rFonts w:hint="eastAsia"/>
+        </w:rPr>
+        <w:t>ls: 디렉터리 내용물 확인</w:t>
+      </w:r>
+    </w:p>
+    <w:p>
+      <w:proofErr w:type="spellStart"/>
+      <w:r>
+        <w:rPr>
+          <w:rFonts w:hint="eastAsia"/>
+        </w:rPr>
+        <w:t>mkdir</w:t>
+      </w:r>
+      <w:proofErr w:type="spellEnd"/>
+      <w:r>
+        <w:rPr>
+          <w:rFonts w:hint="eastAsia"/>
+        </w:rPr>
+        <w:t>: 디렉터리 생성</w:t>
+      </w:r>
+    </w:p>
+    <w:p>
+      <w:proofErr w:type="spellStart"/>
+      <w:r>
+        <w:rPr>
+          <w:rFonts w:hint="eastAsia"/>
+        </w:rPr>
+        <w:t>rmdir</w:t>
+      </w:r>
+      <w:proofErr w:type="spellEnd"/>
+      <w:r>
+        <w:rPr>
+          <w:rFonts w:hint="eastAsia"/>
+        </w:rPr>
+        <w:t>: 디렉터리 삭제(디렉터리가 비었을 경우만 가능)</w:t>
+      </w:r>
+    </w:p>
+    <w:p>
+      <w:r>
+        <w:rPr>
+          <w:rFonts w:hint="eastAsia"/>
+        </w:rPr>
+        <w:t>cat: 파일 내용 출력</w:t>
+      </w:r>
+    </w:p>
+    <w:p>
+      <w:pPr>
+        <w:rPr>
+          <w:rFonts w:hint="eastAsia"/>
+        </w:rPr>
+      </w:pPr>
+      <w:r>
+        <w:rPr>
+          <w:rFonts w:hint="eastAsia"/>
+        </w:rPr>
+        <w:t xml:space="preserve">more: 파일 내용 화면 단위 출력 </w:t>
+      </w:r>
+      <w:r>
+        <w:sym w:font="Wingdings" w:char="F0E0"/>
+      </w:r>
+      <w:r>
+        <w:rPr>
+          <w:rFonts w:hint="eastAsia"/>
+        </w:rPr>
+        <w:t xml:space="preserve"> </w:t>
+      </w:r>
+      <w:proofErr w:type="spellStart"/>
+      <w:r>
+        <w:rPr>
+          <w:rFonts w:hint="eastAsia"/>
+        </w:rPr>
+        <w:t>스페는</w:t>
+      </w:r>
+      <w:proofErr w:type="spellEnd"/>
+      <w:r>
+        <w:rPr>
+          <w:rFonts w:hint="eastAsia"/>
+        </w:rPr>
+        <w:t xml:space="preserve"> 다음 화면 출력, </w:t>
+      </w:r>
+      <w:proofErr w:type="spellStart"/>
+      <w:r>
+        <w:rPr>
+          <w:rFonts w:hint="eastAsia"/>
+        </w:rPr>
+        <w:t>엔터키는</w:t>
+      </w:r>
+      <w:proofErr w:type="spellEnd"/>
+      <w:r>
+        <w:rPr>
+          <w:rFonts w:hint="eastAsia"/>
+        </w:rPr>
+        <w:t xml:space="preserve"> 한 행씩 스크롤</w:t>
+      </w:r>
+    </w:p>
+    <w:p>
+      <w:r>
+        <w:rPr>
+          <w:rFonts w:hint="eastAsia"/>
+        </w:rPr>
+        <w:t>less: 파일 내용 화면 단위 출력</w:t>
+      </w:r>
+    </w:p>
+    <w:p>
+      <w:r>
+        <w:rPr>
+          <w:rFonts w:hint="eastAsia"/>
+        </w:rPr>
+        <w:t>tail: 파일 내용 뒷부분 출력</w:t>
+      </w:r>
+    </w:p>
+    <w:p>
+      <w:r>
+        <w:rPr>
+          <w:rFonts w:hint="eastAsia"/>
+        </w:rPr>
+        <w:t>cp: 파일 복사</w:t>
+      </w:r>
+    </w:p>
+    <w:p>
+      <w:r>
+        <w:rPr>
+          <w:rFonts w:hint="eastAsia"/>
+        </w:rPr>
+        <w:t>mv: 파일 이동, 파일명 변경</w:t>
+      </w:r>
+    </w:p>
+    <w:p>
+      <w:r>
+        <w:rPr>
+          <w:rFonts w:hint="eastAsia"/>
+        </w:rPr>
+        <w:t>rm: 파일 삭제(rm -r 이 즉시삭제)</w:t>
+      </w:r>
+    </w:p>
+    <w:p>
+      <w:pPr>
+        <w:rPr>
+          <w:rFonts w:hint="eastAsia"/>
+        </w:rPr>
+      </w:pPr>
+      <w:r>
+        <w:rPr>
+          <w:rFonts w:hint="eastAsia"/>
+        </w:rPr>
+        <w:t>----------------------------------------------------------------------------------------------------</w:t>
+      </w:r>
+    </w:p>
+    <w:p>
+      <w:r>
+        <w:rPr>
+          <w:rFonts w:hint="eastAsia"/>
+        </w:rPr>
+        <w:t>리눅스 파일 구성</w:t>
+      </w:r>
+    </w:p>
+    <w:p>
+      <w:pPr>
+        <w:pStyle w:val="a6"/>
+        <w:numPr>
+          <w:ilvl w:val="0"/>
+          <w:numId w:val="2"/>
+        </w:numPr>
+      </w:pPr>
+      <w:r>
+        <w:rPr>
+          <w:rFonts w:hint="eastAsia"/>
+        </w:rPr>
+        <w:t xml:space="preserve">파일명 + </w:t>
+      </w:r>
+      <w:proofErr w:type="spellStart"/>
+      <w:r>
+        <w:rPr>
+          <w:rFonts w:hint="eastAsia"/>
+        </w:rPr>
+        <w:t>inode</w:t>
+      </w:r>
+      <w:proofErr w:type="spellEnd"/>
+      <w:r>
+        <w:rPr>
+          <w:rFonts w:hint="eastAsia"/>
+        </w:rPr>
+        <w:t xml:space="preserve"> + 데이터 블록</w:t>
+      </w:r>
+    </w:p>
+    <w:p>
+      <w:pPr>
+        <w:pStyle w:val="a6"/>
+        <w:numPr>
+          <w:ilvl w:val="0"/>
+          <w:numId w:val="2"/>
+        </w:numPr>
+      </w:pPr>
+      <w:r>
+        <w:rPr>
+          <w:rFonts w:hint="eastAsia"/>
+        </w:rPr>
+        <w:t xml:space="preserve">파일의 </w:t>
+      </w:r>
+      <w:proofErr w:type="spellStart"/>
+      <w:r>
+        <w:rPr>
+          <w:rFonts w:hint="eastAsia"/>
+        </w:rPr>
+        <w:t>inode</w:t>
+      </w:r>
+      <w:proofErr w:type="spellEnd"/>
+      <w:r>
+        <w:rPr>
+          <w:rFonts w:hint="eastAsia"/>
+        </w:rPr>
+        <w:t xml:space="preserve"> 번호 검색: ls -</w:t>
+      </w:r>
+      <w:proofErr w:type="spellStart"/>
+      <w:r>
+        <w:rPr>
+          <w:rFonts w:hint="eastAsia"/>
+        </w:rPr>
+        <w:t>i</w:t>
+      </w:r>
+      <w:proofErr w:type="spellEnd"/>
+    </w:p>
+    <w:p>
+      <w:r>
+        <w:rPr>
+          <w:rFonts w:hint="eastAsia"/>
+        </w:rPr>
+        <w:t>파일 링크</w:t>
+      </w:r>
+    </w:p>
+    <w:p>
+      <w:pPr>
+        <w:pStyle w:val="a6"/>
+        <w:numPr>
+          <w:ilvl w:val="0"/>
+          <w:numId w:val="2"/>
+        </w:numPr>
+      </w:pPr>
+      <w:r>
+        <w:rPr>
+          <w:rFonts w:hint="eastAsia"/>
+        </w:rPr>
+        <w:t>기존 파일에 새로운 이름을 붙이는 것</w:t>
+      </w:r>
+    </w:p>
+    <w:p>
+      <w:pPr>
+        <w:pStyle w:val="a6"/>
+        <w:numPr>
+          <w:ilvl w:val="0"/>
+          <w:numId w:val="2"/>
+        </w:numPr>
+      </w:pPr>
+      <w:r>
+        <w:rPr>
+          <w:rFonts w:hint="eastAsia"/>
+        </w:rPr>
+        <w:t>하드 링크 만들기: ln</w:t>
+      </w:r>
+    </w:p>
+    <w:p>
+      <w:pPr>
+        <w:pStyle w:val="a6"/>
+        <w:numPr>
+          <w:ilvl w:val="0"/>
+          <w:numId w:val="4"/>
+        </w:numPr>
+      </w:pPr>
+      <w:r>
+        <w:rPr>
+          <w:rFonts w:hint="eastAsia"/>
+        </w:rPr>
+        <w:lastRenderedPageBreak/>
+        <w:t xml:space="preserve">ln으로 링크한 파일의 </w:t>
+      </w:r>
+      <w:proofErr w:type="spellStart"/>
+      <w:r>
+        <w:rPr>
+          <w:rFonts w:hint="eastAsia"/>
+        </w:rPr>
+        <w:t>inode</w:t>
+      </w:r>
+      <w:proofErr w:type="spellEnd"/>
+      <w:r>
+        <w:rPr>
+          <w:rFonts w:hint="eastAsia"/>
+        </w:rPr>
+        <w:t>를 살펴보면 원본 파일과 같다.</w:t>
+      </w:r>
+    </w:p>
+    <w:p>
+      <w:pPr>
+        <w:pStyle w:val="a6"/>
+        <w:numPr>
+          <w:ilvl w:val="0"/>
+          <w:numId w:val="4"/>
+        </w:numPr>
+      </w:pPr>
+      <w:r>
+        <w:rPr>
+          <w:rFonts w:hint="eastAsia"/>
+        </w:rPr>
+        <w:t xml:space="preserve">cp로 복사한 파일은 </w:t>
+      </w:r>
+      <w:proofErr w:type="spellStart"/>
+      <w:r>
+        <w:rPr>
+          <w:rFonts w:hint="eastAsia"/>
+        </w:rPr>
+        <w:t>inode</w:t>
+      </w:r>
+      <w:proofErr w:type="spellEnd"/>
+      <w:r>
+        <w:rPr>
+          <w:rFonts w:hint="eastAsia"/>
+        </w:rPr>
+        <w:t>가 다름.</w:t>
+      </w:r>
+    </w:p>
+    <w:p>
+      <w:pPr>
+        <w:pStyle w:val="a6"/>
+        <w:numPr>
+          <w:ilvl w:val="0"/>
+          <w:numId w:val="4"/>
+        </w:numPr>
+        <w:rPr>
+          <w:rFonts w:hint="eastAsia"/>
+        </w:rPr>
+      </w:pPr>
+      <w:proofErr w:type="spellStart"/>
+      <w:r>
+        <w:rPr>
+          <w:rFonts w:hint="eastAsia"/>
+        </w:rPr>
+        <w:t>심볼릭</w:t>
+      </w:r>
+      <w:proofErr w:type="spellEnd"/>
+      <w:r>
+        <w:rPr>
+          <w:rFonts w:hint="eastAsia"/>
+        </w:rPr>
+        <w:t xml:space="preserve"> 링크(ln -s)는 </w:t>
+      </w:r>
+      <w:proofErr w:type="spellStart"/>
+      <w:r>
+        <w:rPr>
+          <w:rFonts w:hint="eastAsia"/>
+        </w:rPr>
+        <w:t>inode</w:t>
+      </w:r>
+      <w:proofErr w:type="spellEnd"/>
+      <w:r>
+        <w:rPr>
+          <w:rFonts w:hint="eastAsia"/>
+        </w:rPr>
+        <w:t xml:space="preserve"> 번호가 원본 파일과 다름.</w:t>
+      </w:r>
+    </w:p>
+    <w:p>
+      <w:r>
+        <w:rPr>
+          <w:rFonts w:hint="eastAsia"/>
+        </w:rPr>
+        <w:t xml:space="preserve">원본 파일을 삭제하면 </w:t>
+      </w:r>
+      <w:proofErr w:type="spellStart"/>
+      <w:r>
+        <w:rPr>
+          <w:rFonts w:hint="eastAsia"/>
+        </w:rPr>
+        <w:t>심볼릭</w:t>
+      </w:r>
+      <w:proofErr w:type="spellEnd"/>
+      <w:r>
+        <w:rPr>
+          <w:rFonts w:hint="eastAsia"/>
+        </w:rPr>
+        <w:t xml:space="preserve"> 파일도 사라짐</w:t>
+      </w:r>
+    </w:p>
+    <w:p>
+      <w:r>
+        <w:rPr>
+          <w:rFonts w:hint="eastAsia"/>
+        </w:rPr>
+        <w:t>빈 파일 만들 때는 touch 명령어 입력</w:t>
+      </w:r>
+    </w:p>
+    <w:p>
+      <w:pPr>
+        <w:pStyle w:val="a6"/>
+        <w:numPr>
+          <w:ilvl w:val="0"/>
+          <w:numId w:val="2"/>
+        </w:numPr>
+      </w:pPr>
+      <w:r>
+        <w:rPr>
+          <w:rFonts w:hint="eastAsia"/>
+        </w:rPr>
+        <w:t>빈 파일 생성</w:t>
+      </w:r>
+    </w:p>
+    <w:p>
+      <w:pPr>
+        <w:pStyle w:val="a6"/>
+        <w:numPr>
+          <w:ilvl w:val="0"/>
+          <w:numId w:val="2"/>
+        </w:numPr>
+      </w:pPr>
+      <w:r>
+        <w:rPr>
+          <w:rFonts w:hint="eastAsia"/>
+        </w:rPr>
+        <w:t>형식: touch [-</w:t>
+      </w:r>
+      <w:proofErr w:type="spellStart"/>
+      <w:r>
+        <w:rPr>
+          <w:rFonts w:hint="eastAsia"/>
+        </w:rPr>
+        <w:t>acm</w:t>
+      </w:r>
+      <w:proofErr w:type="spellEnd"/>
+      <w:r>
+        <w:rPr>
+          <w:rFonts w:hint="eastAsia"/>
+        </w:rPr>
+        <w:t xml:space="preserve">] [r </w:t>
+      </w:r>
+      <w:proofErr w:type="spellStart"/>
+      <w:r>
+        <w:rPr>
+          <w:rFonts w:hint="eastAsia"/>
+        </w:rPr>
+        <w:t>ref_file</w:t>
+      </w:r>
+      <w:proofErr w:type="spellEnd"/>
+      <w:r>
+        <w:rPr>
+          <w:rFonts w:hint="eastAsia"/>
+        </w:rPr>
+        <w:t xml:space="preserve"> | -t time] [파일]</w:t>
+      </w:r>
+    </w:p>
+    <w:p>
+      <w:pPr>
+        <w:pStyle w:val="a6"/>
+        <w:numPr>
+          <w:ilvl w:val="0"/>
+          <w:numId w:val="2"/>
+        </w:numPr>
+      </w:pPr>
+      <w:r>
+        <w:rPr>
+          <w:rFonts w:hint="eastAsia"/>
+        </w:rPr>
+        <w:t>옵션1) -a: 접근 시간 변경</w:t>
+      </w:r>
+    </w:p>
+    <w:p>
+      <w:pPr>
+        <w:pStyle w:val="a6"/>
+        <w:numPr>
+          <w:ilvl w:val="0"/>
+          <w:numId w:val="2"/>
+        </w:numPr>
+      </w:pPr>
+      <w:r>
+        <w:rPr>
+          <w:rFonts w:hint="eastAsia"/>
+        </w:rPr>
+        <w:t>옵션2) -m: 수정 시간 변경</w:t>
+      </w:r>
+    </w:p>
+    <w:p>
+      <w:pPr>
+        <w:pStyle w:val="a6"/>
+        <w:numPr>
+          <w:ilvl w:val="0"/>
+          <w:numId w:val="2"/>
+        </w:numPr>
+      </w:pPr>
+      <w:r>
+        <w:rPr>
+          <w:rFonts w:hint="eastAsia"/>
+        </w:rPr>
+        <w:t>옵션3) -t: 시간 직접 입력</w:t>
+      </w:r>
+    </w:p>
+    <w:p>
+      <w:pPr>
+        <w:pStyle w:val="a6"/>
+        <w:numPr>
+          <w:ilvl w:val="0"/>
+          <w:numId w:val="4"/>
+        </w:numPr>
+      </w:pPr>
+      <w:r>
+        <w:rPr>
+          <w:rFonts w:hint="eastAsia"/>
+        </w:rPr>
+        <w:t>-t 옵션 사용 시, 형식은 [[CC]YY]</w:t>
+      </w:r>
+      <w:proofErr w:type="spellStart"/>
+      <w:r>
+        <w:rPr>
+          <w:rFonts w:hint="eastAsia"/>
+        </w:rPr>
+        <w:t>MMDDhhmm</w:t>
+      </w:r>
+      <w:proofErr w:type="spellEnd"/>
+      <w:proofErr w:type="gramStart"/>
+      <w:r>
+        <w:rPr>
+          <w:rFonts w:hint="eastAsia"/>
+        </w:rPr>
+        <w:t>[.ss</w:t>
+      </w:r>
+      <w:proofErr w:type="gramEnd"/>
+      <w:r>
+        <w:rPr>
+          <w:rFonts w:hint="eastAsia"/>
+        </w:rPr>
+        <w:t>]</w:t>
+      </w:r>
+    </w:p>
+    <w:p>
+      <w:r>
+        <w:rPr>
+          <w:rFonts w:hint="eastAsia"/>
+        </w:rPr>
+        <w:t>파일 내용 검색에는 grep 명령어 사용</w:t>
+      </w:r>
+    </w:p>
+    <w:p>
+      <w:pPr>
+        <w:pStyle w:val="a6"/>
+        <w:numPr>
+          <w:ilvl w:val="0"/>
+          <w:numId w:val="2"/>
+        </w:numPr>
+      </w:pPr>
+      <w:r>
+        <w:rPr>
+          <w:rFonts w:hint="eastAsia"/>
+        </w:rPr>
+        <w:t>기능: 지정한 패턴이 포함된 행 찾기</w:t>
+      </w:r>
+    </w:p>
+    <w:p>
+      <w:pPr>
+        <w:pStyle w:val="a6"/>
+        <w:numPr>
+          <w:ilvl w:val="0"/>
+          <w:numId w:val="2"/>
+        </w:numPr>
+      </w:pPr>
+      <w:r>
+        <w:rPr>
+          <w:rFonts w:hint="eastAsia"/>
+        </w:rPr>
+        <w:t>형식: grep [옵션]</w:t>
+      </w:r>
+      <w:r>
+        <w:rPr>
+          <w:rFonts w:hint="eastAsia"/>
+        </w:rPr>
+        <w:t xml:space="preserve"> [패턴] [파일]</w:t>
+      </w:r>
+    </w:p>
+    <w:p>
+      <w:pPr>
+        <w:pStyle w:val="a6"/>
+        <w:numPr>
+          <w:ilvl w:val="0"/>
+          <w:numId w:val="2"/>
+        </w:numPr>
+      </w:pPr>
+      <w:r>
+        <w:rPr>
+          <w:rFonts w:hint="eastAsia"/>
+        </w:rPr>
+        <w:t>옵션1) -</w:t>
+      </w:r>
+      <w:proofErr w:type="spellStart"/>
+      <w:r>
+        <w:rPr>
+          <w:rFonts w:hint="eastAsia"/>
+        </w:rPr>
+        <w:t>i</w:t>
+      </w:r>
+      <w:proofErr w:type="spellEnd"/>
+      <w:r>
+        <w:rPr>
+          <w:rFonts w:hint="eastAsia"/>
+        </w:rPr>
+        <w:t>: 대문자/소문자 모두 검색</w:t>
+      </w:r>
+    </w:p>
+    <w:p>
+      <w:pPr>
+        <w:pStyle w:val="a6"/>
+        <w:numPr>
+          <w:ilvl w:val="0"/>
+          <w:numId w:val="2"/>
+        </w:numPr>
+      </w:pPr>
+      <w:r>
+        <w:rPr>
+          <w:rFonts w:hint="eastAsia"/>
+        </w:rPr>
+        <w:t>옵션2) -l: 지정한 패턴이 포함된 파일명 출력</w:t>
+      </w:r>
+    </w:p>
+    <w:p>
+      <w:pPr>
+        <w:pStyle w:val="a6"/>
+        <w:numPr>
+          <w:ilvl w:val="0"/>
+          <w:numId w:val="2"/>
+        </w:numPr>
+      </w:pPr>
+      <w:r>
+        <w:rPr>
+          <w:rFonts w:hint="eastAsia"/>
+        </w:rPr>
+        <w:t>옵션3) -n: 행 번호 출력</w:t>
+      </w:r>
+    </w:p>
+    <w:p>
+      <w:r>
+        <w:rPr>
+          <w:rFonts w:hint="eastAsia"/>
+        </w:rPr>
+        <w:t xml:space="preserve">파일을 찾을 </w:t>
+      </w:r>
+      <w:proofErr w:type="spellStart"/>
+      <w:r>
+        <w:rPr>
+          <w:rFonts w:hint="eastAsia"/>
+        </w:rPr>
+        <w:t>떈</w:t>
+      </w:r>
+      <w:proofErr w:type="spellEnd"/>
+      <w:r>
+        <w:rPr>
+          <w:rFonts w:hint="eastAsia"/>
+        </w:rPr>
+        <w:t xml:space="preserve"> find</w:t>
+      </w:r>
+    </w:p>
+    <w:p>
+      <w:pPr>
+        <w:pStyle w:val="a6"/>
+        <w:numPr>
+          <w:ilvl w:val="0"/>
+          <w:numId w:val="2"/>
+        </w:numPr>
+      </w:pPr>
+      <w:r>
+        <w:rPr>
+          <w:rFonts w:hint="eastAsia"/>
+        </w:rPr>
+        <w:t>형식: find [경로] [검색 조건] [동작]</w:t>
+      </w:r>
+    </w:p>
+    <w:p>
+      <w:pPr>
+        <w:pStyle w:val="a6"/>
+        <w:numPr>
+          <w:ilvl w:val="0"/>
+          <w:numId w:val="2"/>
+        </w:numPr>
+      </w:pPr>
+      <w:r>
+        <w:rPr>
+          <w:rFonts w:hint="eastAsia"/>
+        </w:rPr>
+        <w:t>조건1) -name filename: 파일명으로 검색</w:t>
+      </w:r>
+    </w:p>
+    <w:p>
+      <w:pPr>
+        <w:pStyle w:val="a6"/>
+        <w:numPr>
+          <w:ilvl w:val="0"/>
+          <w:numId w:val="2"/>
+        </w:numPr>
+      </w:pPr>
+      <w:r>
+        <w:rPr>
+          <w:rFonts w:hint="eastAsia"/>
+        </w:rPr>
+        <w:t>조건2) -type: 파일 종류로 검색</w:t>
+      </w:r>
+    </w:p>
+    <w:p>
+      <w:pPr>
+        <w:pStyle w:val="a6"/>
+        <w:numPr>
+          <w:ilvl w:val="0"/>
+          <w:numId w:val="2"/>
+        </w:numPr>
+      </w:pPr>
+      <w:r>
+        <w:rPr>
+          <w:rFonts w:hint="eastAsia"/>
+        </w:rPr>
+        <w:t xml:space="preserve">조건3) </w:t>
+      </w:r>
+      <w:r>
+        <w:rPr>
+          <w:rFonts w:hint="eastAsia"/>
+        </w:rPr>
+        <w:t xml:space="preserve">user </w:t>
+      </w:r>
+      <w:proofErr w:type="spellStart"/>
+      <w:r>
+        <w:rPr>
+          <w:rFonts w:hint="eastAsia"/>
+        </w:rPr>
+        <w:t>loginID</w:t>
+      </w:r>
+      <w:proofErr w:type="spellEnd"/>
+      <w:r>
+        <w:rPr>
+          <w:rFonts w:hint="eastAsia"/>
+        </w:rPr>
+        <w:t>: 지정한 사용자가 소유한 모든 파일 검색</w:t>
+      </w:r>
+    </w:p>
+    <w:p>
+      <w:pPr>
+        <w:pStyle w:val="a6"/>
+        <w:numPr>
+          <w:ilvl w:val="0"/>
+          <w:numId w:val="2"/>
+        </w:numPr>
+      </w:pPr>
+      <w:r>
+        <w:rPr>
+          <w:rFonts w:hint="eastAsia"/>
+        </w:rPr>
+        <w:t>조건4) -perm 접근 권한: 지정한 사용 권한과 일치하는 파일 검색</w:t>
+      </w:r>
+    </w:p>
+    <w:p>
+      <w:pPr>
+        <w:rPr>
+          <w:rFonts w:hint="eastAsia"/>
+        </w:rPr>
+      </w:pPr>
+    </w:p>
+    <w:p>
+      <w:pPr>
+        <w:pStyle w:val="a6"/>
+        <w:numPr>
+          <w:ilvl w:val="0"/>
+          <w:numId w:val="2"/>
+        </w:numPr>
+      </w:pPr>
+      <w:r>
+        <w:rPr>
+          <w:rFonts w:hint="eastAsia"/>
+        </w:rPr>
+        <w:t>옵션1) -exec 명령 {}\</w:t>
+      </w:r>
+      <w:proofErr w:type="gramStart"/>
+      <w:r>
+        <w:rPr>
+          <w:rFonts w:hint="eastAsia"/>
+        </w:rPr>
+        <w:t>; :</w:t>
+      </w:r>
+      <w:proofErr w:type="gramEnd"/>
+      <w:r>
+        <w:rPr>
+          <w:rFonts w:hint="eastAsia"/>
+        </w:rPr>
+        <w:t xml:space="preserve"> </w:t>
+      </w:r>
+      <w:r>
+        <w:rPr>
+          <w:rFonts w:hint="eastAsia"/>
+        </w:rPr>
+        <w:t>검색된 파일에 명령 실행</w:t>
+      </w:r>
+    </w:p>
+    <w:p>
+      <w:pPr>
+        <w:pStyle w:val="a6"/>
+        <w:numPr>
+          <w:ilvl w:val="0"/>
+          <w:numId w:val="2"/>
+        </w:numPr>
+      </w:pPr>
+      <w:r>
+        <w:rPr>
+          <w:rFonts w:hint="eastAsia"/>
+        </w:rPr>
+        <w:t>옵션2) -ok 명령 {} \</w:t>
+      </w:r>
+      <w:proofErr w:type="gramStart"/>
+      <w:r>
+        <w:rPr>
+          <w:rFonts w:hint="eastAsia"/>
+        </w:rPr>
+        <w:t>; :</w:t>
+      </w:r>
+      <w:proofErr w:type="gramEnd"/>
+      <w:r>
+        <w:rPr>
+          <w:rFonts w:hint="eastAsia"/>
+        </w:rPr>
+        <w:t xml:space="preserve"> 사용자의 확인을 받아서 명령 실행</w:t>
+      </w:r>
+    </w:p>
+    <w:p>
+      <w:pPr>
+        <w:pStyle w:val="a6"/>
+        <w:numPr>
+          <w:ilvl w:val="0"/>
+          <w:numId w:val="2"/>
+        </w:numPr>
+      </w:pPr>
+      <w:r>
+        <w:rPr>
+          <w:rFonts w:hint="eastAsia"/>
+        </w:rPr>
+        <w:t>옵션3) -print: 검색된 파일의 절대 경로명을 화면에 출력</w:t>
+      </w:r>
+    </w:p>
+    <w:p>
+      <w:pPr>
+        <w:pStyle w:val="a6"/>
+        <w:numPr>
+          <w:ilvl w:val="0"/>
+          <w:numId w:val="2"/>
+        </w:numPr>
+        <w:rPr>
+          <w:rFonts w:hint="eastAsia"/>
+        </w:rPr>
+      </w:pPr>
+      <w:r>
+        <w:rPr>
+          <w:rFonts w:hint="eastAsia"/>
+        </w:rPr>
+        <w:t>옵션4)</w:t>
+      </w:r>
+      <w:r>
+        <w:rPr>
+          <w:rFonts w:hint="eastAsia"/>
+        </w:rPr>
+        <w:t xml:space="preserve"> -ls: 검색 결과를 긴 목록 형식으로 출력</w:t>
+      </w:r>
+    </w:p>
+    <w:p>
+      <w:pPr>
+        <w:rPr>
+          <w:rFonts w:hint="eastAsia"/>
+        </w:rPr>
+      </w:pPr>
+    </w:p>
     <w:p/>
     <w:p>
-      <w:pPr>
-        <w:rPr>
-          <w:rFonts w:hint="eastAsia"/>
-        </w:rPr>
-      </w:pPr>
-    </w:p>
+      <w:r>
+        <w:rPr>
+          <w:rFonts w:hint="eastAsia"/>
+        </w:rPr>
+        <w:lastRenderedPageBreak/>
+        <w:t xml:space="preserve">명령의 위치를 찾을 땐 </w:t>
+      </w:r>
+      <w:proofErr w:type="spellStart"/>
+      <w:r>
+        <w:rPr>
+          <w:rFonts w:hint="eastAsia"/>
+        </w:rPr>
+        <w:t>whereis</w:t>
+      </w:r>
+      <w:proofErr w:type="spellEnd"/>
+    </w:p>
+    <w:p>
+      <w:pPr>
+        <w:pStyle w:val="a6"/>
+        <w:numPr>
+          <w:ilvl w:val="0"/>
+          <w:numId w:val="2"/>
+        </w:numPr>
+      </w:pPr>
+      <w:r>
+        <w:rPr>
+          <w:rFonts w:hint="eastAsia"/>
+        </w:rPr>
+        <w:t>기능: 지정된 경로에서 명령의 바이너리 파일이나 매뉴얼 파일의 위치를 찾음</w:t>
+      </w:r>
+    </w:p>
+    <w:p>
+      <w:pPr>
+        <w:pStyle w:val="a6"/>
+        <w:numPr>
+          <w:ilvl w:val="0"/>
+          <w:numId w:val="2"/>
+        </w:numPr>
+      </w:pPr>
+      <w:r>
+        <w:rPr>
+          <w:rFonts w:hint="eastAsia"/>
+        </w:rPr>
+        <w:t xml:space="preserve">형식: </w:t>
+      </w:r>
+      <w:proofErr w:type="spellStart"/>
+      <w:r>
+        <w:rPr>
+          <w:rFonts w:hint="eastAsia"/>
+        </w:rPr>
+        <w:t>whereis</w:t>
+      </w:r>
+      <w:proofErr w:type="spellEnd"/>
+      <w:r>
+        <w:rPr>
+          <w:rFonts w:hint="eastAsia"/>
+        </w:rPr>
+        <w:t xml:space="preserve"> [옵션] [파일]</w:t>
+      </w:r>
+    </w:p>
+    <w:p>
+      <w:pPr>
+        <w:pStyle w:val="a6"/>
+        <w:numPr>
+          <w:ilvl w:val="0"/>
+          <w:numId w:val="2"/>
+        </w:numPr>
+      </w:pPr>
+      <w:r>
+        <w:rPr>
+          <w:rFonts w:hint="eastAsia"/>
+        </w:rPr>
+        <w:t>옵션1) -b: 바이너리 파일만 검색</w:t>
+      </w:r>
+    </w:p>
+    <w:p>
+      <w:pPr>
+        <w:pStyle w:val="a6"/>
+        <w:numPr>
+          <w:ilvl w:val="0"/>
+          <w:numId w:val="2"/>
+        </w:numPr>
+      </w:pPr>
+      <w:r>
+        <w:rPr>
+          <w:rFonts w:hint="eastAsia"/>
+        </w:rPr>
+        <w:t>옵션2) -m: 매뉴얼 파일만 검색</w:t>
+      </w:r>
+    </w:p>
+    <w:p>
+      <w:pPr>
+        <w:pStyle w:val="a6"/>
+        <w:numPr>
+          <w:ilvl w:val="0"/>
+          <w:numId w:val="2"/>
+        </w:numPr>
+      </w:pPr>
+      <w:r>
+        <w:rPr>
+          <w:rFonts w:hint="eastAsia"/>
+        </w:rPr>
+        <w:t>옵션3) -s: 소스 파일만 검색</w:t>
+      </w:r>
+    </w:p>
+    <w:p>
+      <w:r>
+        <w:rPr>
+          <w:rFonts w:hint="eastAsia"/>
+        </w:rPr>
+        <w:t>+ which도 명령 위치 찾기에 활용됨.</w:t>
+      </w:r>
+    </w:p>
+    <w:p>
+      <w:pPr>
+        <w:pStyle w:val="a6"/>
+        <w:numPr>
+          <w:ilvl w:val="0"/>
+          <w:numId w:val="2"/>
+        </w:numPr>
+      </w:pPr>
+      <w:r>
+        <w:rPr>
+          <w:rFonts w:hint="eastAsia"/>
+        </w:rPr>
+        <w:t xml:space="preserve">기능: 명령 파일의 위치를 찾아서 그 경로나 </w:t>
+      </w:r>
+      <w:proofErr w:type="spellStart"/>
+      <w:r>
+        <w:rPr>
+          <w:rFonts w:hint="eastAsia"/>
+        </w:rPr>
+        <w:t>앨리어스를</w:t>
+      </w:r>
+      <w:proofErr w:type="spellEnd"/>
+      <w:r>
+        <w:rPr>
+          <w:rFonts w:hint="eastAsia"/>
+        </w:rPr>
+        <w:t xml:space="preserve"> 출력</w:t>
+      </w:r>
+    </w:p>
+    <w:p>
+      <w:pPr>
+        <w:pStyle w:val="a6"/>
+        <w:numPr>
+          <w:ilvl w:val="0"/>
+          <w:numId w:val="2"/>
+        </w:numPr>
+      </w:pPr>
+      <w:r>
+        <w:rPr>
+          <w:rFonts w:hint="eastAsia"/>
+        </w:rPr>
+        <w:t>형식: which [명령]</w:t>
+      </w:r>
+    </w:p>
+    <w:p/>
+    <w:p>
+      <w:pPr>
+        <w:rPr>
+          <w:rFonts w:hint="eastAsia"/>
+        </w:rPr>
+      </w:pPr>
+    </w:p>
+    <w:p>
+      <w:r>
+        <w:rPr>
+          <w:rFonts w:hint="eastAsia"/>
+        </w:rPr>
+        <w:t>Computer Vision</w:t>
+      </w:r>
+    </w:p>
+    <w:p>
+      <w:proofErr w:type="spellStart"/>
+      <w:r>
+        <w:rPr>
+          <w:rFonts w:hint="eastAsia"/>
+        </w:rPr>
+        <w:t>모폴로지</w:t>
+      </w:r>
+      <w:proofErr w:type="spellEnd"/>
+      <w:r>
+        <w:rPr>
+          <w:rFonts w:hint="eastAsia"/>
+        </w:rPr>
+        <w:t xml:space="preserve">? </w:t>
+      </w:r>
+      <w:r>
+        <w:sym w:font="Wingdings" w:char="F0E0"/>
+      </w:r>
+      <w:r>
+        <w:rPr>
+          <w:rFonts w:hint="eastAsia"/>
+        </w:rPr>
+        <w:t xml:space="preserve"> 구조 요소를 이용하여 영역의 모양을 조작</w:t>
+      </w:r>
+    </w:p>
+    <w:p>
+      <w:pPr>
+        <w:pStyle w:val="a6"/>
+        <w:numPr>
+          <w:ilvl w:val="0"/>
+          <w:numId w:val="2"/>
+        </w:numPr>
+      </w:pPr>
+      <w:r>
+        <w:rPr>
+          <w:rFonts w:hint="eastAsia"/>
+        </w:rPr>
+        <w:t>팽창, 침식, 열림, 닫힘</w:t>
+      </w:r>
+      <w:r>
+        <w:t>…</w:t>
+      </w:r>
+      <w:r>
+        <w:rPr>
+          <w:rFonts w:hint="eastAsia"/>
+        </w:rPr>
+        <w:t>??</w:t>
+      </w:r>
+    </w:p>
+    <w:p/>
     <w:p>
       <w:pPr>
         <w:rPr>
@@ -594,6 +1717,118 @@
     </w:lvl>
   </w:abstractNum>
   <w:abstractNum w:abstractNumId="2" w15:restartNumberingAfterBreak="0">
+    <w:nsid w:val="54E75BF7"/>
+    <w:multiLevelType w:val="hybridMultilevel"/>
+    <w:tmpl w:val="F664084C"/>
+    <w:lvl w:ilvl="0" w:tplc="2C922C12">
+      <w:numFmt w:val="bullet"/>
+      <w:lvlText w:val=""/>
+      <w:lvlJc w:val="left"/>
+      <w:pPr>
+        <w:ind w:left="800" w:hanging="360"/>
+      </w:pPr>
+      <w:rPr>
+        <w:rFonts w:ascii="Wingdings" w:eastAsiaTheme="minorEastAsia" w:hAnsi="Wingdings" w:cstheme="minorBidi" w:hint="default"/>
+      </w:rPr>
+    </w:lvl>
+    <w:lvl w:ilvl="1" w:tplc="04090003" w:tentative="1">
+      <w:start w:val="1"/>
+      <w:numFmt w:val="bullet"/>
+      <w:lvlText w:val=""/>
+      <w:lvlJc w:val="left"/>
+      <w:pPr>
+        <w:ind w:left="1320" w:hanging="440"/>
+      </w:pPr>
+      <w:rPr>
+        <w:rFonts w:ascii="Wingdings" w:hAnsi="Wingdings" w:hint="default"/>
+      </w:rPr>
+    </w:lvl>
+    <w:lvl w:ilvl="2" w:tplc="04090005" w:tentative="1">
+      <w:start w:val="1"/>
+      <w:numFmt w:val="bullet"/>
+      <w:lvlText w:val=""/>
+      <w:lvlJc w:val="left"/>
+      <w:pPr>
+        <w:ind w:left="1760" w:hanging="440"/>
+      </w:pPr>
+      <w:rPr>
+        <w:rFonts w:ascii="Wingdings" w:hAnsi="Wingdings" w:hint="default"/>
+      </w:rPr>
+    </w:lvl>
+    <w:lvl w:ilvl="3" w:tplc="04090001" w:tentative="1">
+      <w:start w:val="1"/>
+      <w:numFmt w:val="bullet"/>
+      <w:lvlText w:val=""/>
+      <w:lvlJc w:val="left"/>
+      <w:pPr>
+        <w:ind w:left="2200" w:hanging="440"/>
+      </w:pPr>
+      <w:rPr>
+        <w:rFonts w:ascii="Wingdings" w:hAnsi="Wingdings" w:hint="default"/>
+      </w:rPr>
+    </w:lvl>
+    <w:lvl w:ilvl="4" w:tplc="04090003" w:tentative="1">
+      <w:start w:val="1"/>
+      <w:numFmt w:val="bullet"/>
+      <w:lvlText w:val=""/>
+      <w:lvlJc w:val="left"/>
+      <w:pPr>
+        <w:ind w:left="2640" w:hanging="440"/>
+      </w:pPr>
+      <w:rPr>
+        <w:rFonts w:ascii="Wingdings" w:hAnsi="Wingdings" w:hint="default"/>
+      </w:rPr>
+    </w:lvl>
+    <w:lvl w:ilvl="5" w:tplc="04090005" w:tentative="1">
+      <w:start w:val="1"/>
+      <w:numFmt w:val="bullet"/>
+      <w:lvlText w:val=""/>
+      <w:lvlJc w:val="left"/>
+      <w:pPr>
+        <w:ind w:left="3080" w:hanging="440"/>
+      </w:pPr>
+      <w:rPr>
+        <w:rFonts w:ascii="Wingdings" w:hAnsi="Wingdings" w:hint="default"/>
+      </w:rPr>
+    </w:lvl>
+    <w:lvl w:ilvl="6" w:tplc="04090001" w:tentative="1">
+      <w:start w:val="1"/>
+      <w:numFmt w:val="bullet"/>
+      <w:lvlText w:val=""/>
+      <w:lvlJc w:val="left"/>
+      <w:pPr>
+        <w:ind w:left="3520" w:hanging="440"/>
+      </w:pPr>
+      <w:rPr>
+        <w:rFonts w:ascii="Wingdings" w:hAnsi="Wingdings" w:hint="default"/>
+      </w:rPr>
+    </w:lvl>
+    <w:lvl w:ilvl="7" w:tplc="04090003" w:tentative="1">
+      <w:start w:val="1"/>
+      <w:numFmt w:val="bullet"/>
+      <w:lvlText w:val=""/>
+      <w:lvlJc w:val="left"/>
+      <w:pPr>
+        <w:ind w:left="3960" w:hanging="440"/>
+      </w:pPr>
+      <w:rPr>
+        <w:rFonts w:ascii="Wingdings" w:hAnsi="Wingdings" w:hint="default"/>
+      </w:rPr>
+    </w:lvl>
+    <w:lvl w:ilvl="8" w:tplc="04090005" w:tentative="1">
+      <w:start w:val="1"/>
+      <w:numFmt w:val="bullet"/>
+      <w:lvlText w:val=""/>
+      <w:lvlJc w:val="left"/>
+      <w:pPr>
+        <w:ind w:left="4400" w:hanging="440"/>
+      </w:pPr>
+      <w:rPr>
+        <w:rFonts w:ascii="Wingdings" w:hAnsi="Wingdings" w:hint="default"/>
+      </w:rPr>
+    </w:lvl>
+  </w:abstractNum>
+  <w:abstractNum w:abstractNumId="3" w15:restartNumberingAfterBreak="0">
     <w:nsid w:val="6FE455B9"/>
     <w:multiLevelType w:val="hybridMultilevel"/>
     <w:tmpl w:val="87B6CA10"/>
@@ -706,13 +1941,16 @@
     </w:lvl>
   </w:abstractNum>
   <w:num w:numId="1" w16cid:durableId="1651902686">
-    <w:abstractNumId w:val="2"/>
+    <w:abstractNumId w:val="3"/>
   </w:num>
   <w:num w:numId="2" w16cid:durableId="108086032">
     <w:abstractNumId w:val="0"/>
   </w:num>
   <w:num w:numId="3" w16cid:durableId="992831804">
     <w:abstractNumId w:val="1"/>
+  </w:num>
+  <w:num w:numId="4" w16cid:durableId="622074975">
+    <w:abstractNumId w:val="2"/>
   </w:num>
 </w:numbering>
 </file>

--- a/황종철교수님 수업.docx
+++ b/황종철교수님 수업.docx
@@ -316,11 +316,6 @@
       </w:r>
     </w:p>
     <w:p>
-      <w:pPr>
-        <w:rPr>
-          <w:rFonts w:hint="eastAsia"/>
-        </w:rPr>
-      </w:pPr>
       <w:r>
         <w:rPr>
           <w:rFonts w:hint="eastAsia"/>
@@ -401,11 +396,6 @@
       </w:r>
     </w:p>
     <w:p>
-      <w:pPr>
-        <w:rPr>
-          <w:rFonts w:hint="eastAsia"/>
-        </w:rPr>
-      </w:pPr>
       <w:r>
         <w:rPr>
           <w:rFonts w:hint="eastAsia"/>
@@ -491,11 +481,6 @@
       </w:r>
     </w:p>
     <w:p>
-      <w:pPr>
-        <w:rPr>
-          <w:rFonts w:hint="eastAsia"/>
-        </w:rPr>
-      </w:pPr>
       <w:r>
         <w:rPr>
           <w:rFonts w:hint="eastAsia"/>
@@ -681,9 +666,6 @@
           <w:ilvl w:val="0"/>
           <w:numId w:val="4"/>
         </w:numPr>
-        <w:rPr>
-          <w:rFonts w:hint="eastAsia"/>
-        </w:rPr>
       </w:pPr>
       <w:proofErr w:type="spellStart"/>
       <w:r>
@@ -1104,40 +1086,20 @@
         <w:t>조건4) -perm 접근 권한: 지정한 사용 권한과 일치하는 파일 검색</w:t>
       </w:r>
     </w:p>
-    <w:p>
-      <w:pPr>
-        <w:rPr>
-          <w:rFonts w:hint="eastAsia"/>
-        </w:rPr>
-      </w:pPr>
-    </w:p>
-    <w:p>
-      <w:pPr>
-        <w:pStyle w:val="a6"/>
-        <w:numPr>
-          <w:ilvl w:val="0"/>
-          <w:numId w:val="2"/>
-        </w:numPr>
-      </w:pPr>
-      <w:r>
-        <w:rPr>
-          <w:rFonts w:hint="eastAsia"/>
-        </w:rPr>
-        <w:t>옵션1) -exec 명령 {}\</w:t>
-      </w:r>
-      <w:proofErr w:type="gramStart"/>
-      <w:r>
-        <w:rPr>
-          <w:rFonts w:hint="eastAsia"/>
-        </w:rPr>
-        <w:t>; :</w:t>
-      </w:r>
-      <w:proofErr w:type="gramEnd"/>
-      <w:r>
-        <w:rPr>
-          <w:rFonts w:hint="eastAsia"/>
-        </w:rPr>
-        <w:t xml:space="preserve"> </w:t>
+    <w:p/>
+    <w:p>
+      <w:pPr>
+        <w:pStyle w:val="a6"/>
+        <w:numPr>
+          <w:ilvl w:val="0"/>
+          <w:numId w:val="2"/>
+        </w:numPr>
+      </w:pPr>
+      <w:r>
+        <w:rPr>
+          <w:rFonts w:hint="eastAsia"/>
+        </w:rPr>
+        <w:t xml:space="preserve">옵션1) -exec 명령 {}\; : </w:t>
       </w:r>
       <w:r>
         <w:rPr>
@@ -1158,21 +1120,7 @@
         <w:rPr>
           <w:rFonts w:hint="eastAsia"/>
         </w:rPr>
-        <w:t>옵션2) -ok 명령 {} \</w:t>
-      </w:r>
-      <w:proofErr w:type="gramStart"/>
-      <w:r>
-        <w:rPr>
-          <w:rFonts w:hint="eastAsia"/>
-        </w:rPr>
-        <w:t>; :</w:t>
-      </w:r>
-      <w:proofErr w:type="gramEnd"/>
-      <w:r>
-        <w:rPr>
-          <w:rFonts w:hint="eastAsia"/>
-        </w:rPr>
-        <w:t xml:space="preserve"> 사용자의 확인을 받아서 명령 실행</w:t>
+        <w:t>옵션2) -ok 명령 {} \; : 사용자의 확인을 받아서 명령 실행</w:t>
       </w:r>
     </w:p>
     <w:p>
@@ -1197,9 +1145,6 @@
           <w:ilvl w:val="0"/>
           <w:numId w:val="2"/>
         </w:numPr>
-        <w:rPr>
-          <w:rFonts w:hint="eastAsia"/>
-        </w:rPr>
       </w:pPr>
       <w:r>
         <w:rPr>
@@ -1214,13 +1159,7 @@
         <w:t xml:space="preserve"> -ls: 검색 결과를 긴 목록 형식으로 출력</w:t>
       </w:r>
     </w:p>
-    <w:p>
-      <w:pPr>
-        <w:rPr>
-          <w:rFonts w:hint="eastAsia"/>
-        </w:rPr>
-      </w:pPr>
-    </w:p>
+    <w:p/>
     <w:p/>
     <w:p>
       <w:r>
@@ -1382,12 +1321,826 @@
     </w:p>
     <w:p/>
     <w:p>
-      <w:pPr>
-        <w:rPr>
-          <w:rFonts w:hint="eastAsia"/>
-        </w:rPr>
-      </w:pPr>
-    </w:p>
+      <w:r>
+        <w:rPr>
+          <w:rFonts w:hint="eastAsia"/>
+        </w:rPr>
+        <w:t>VI 편집기</w:t>
+      </w:r>
+    </w:p>
+    <w:p>
+      <w:r>
+        <w:rPr>
+          <w:rFonts w:hint="eastAsia"/>
+        </w:rPr>
+        <w:t>모드형에서는</w:t>
+      </w:r>
+      <w:r>
+        <w:t>…</w:t>
+      </w:r>
+      <w:r>
+        <w:rPr>
+          <w:rFonts w:hint="eastAsia"/>
+        </w:rPr>
+        <w:t xml:space="preserve"> </w:t>
+      </w:r>
+      <w:r>
+        <w:sym w:font="Wingdings" w:char="F0E0"/>
+      </w:r>
+      <w:r>
+        <w:rPr>
+          <w:rFonts w:hint="eastAsia"/>
+        </w:rPr>
+        <w:t xml:space="preserve"> 복사(</w:t>
+      </w:r>
+      <w:proofErr w:type="spellStart"/>
+      <w:r>
+        <w:rPr>
+          <w:rFonts w:hint="eastAsia"/>
+        </w:rPr>
+        <w:t>yy</w:t>
+      </w:r>
+      <w:proofErr w:type="spellEnd"/>
+      <w:r>
+        <w:rPr>
+          <w:rFonts w:hint="eastAsia"/>
+        </w:rPr>
+        <w:t>), 붙이기(p), 저장</w:t>
+      </w:r>
+      <w:proofErr w:type="gramStart"/>
+      <w:r>
+        <w:rPr>
+          <w:rFonts w:hint="eastAsia"/>
+        </w:rPr>
+        <w:t>(</w:t>
+      </w:r>
+      <w:r>
+        <w:rPr>
+          <w:rFonts w:hint="eastAsia"/>
+        </w:rPr>
+        <w:t>:</w:t>
+      </w:r>
+      <w:proofErr w:type="spellStart"/>
+      <w:r>
+        <w:rPr>
+          <w:rFonts w:hint="eastAsia"/>
+        </w:rPr>
+        <w:t>wq</w:t>
+      </w:r>
+      <w:proofErr w:type="spellEnd"/>
+      <w:proofErr w:type="gramEnd"/>
+      <w:r>
+        <w:rPr>
+          <w:rFonts w:hint="eastAsia"/>
+        </w:rPr>
+        <w:t xml:space="preserve">, </w:t>
+      </w:r>
+      <w:r>
+        <w:rPr>
+          <w:rFonts w:hint="eastAsia"/>
+        </w:rPr>
+        <w:t>ZZ)</w:t>
+      </w:r>
+    </w:p>
+    <w:p>
+      <w:r>
+        <w:rPr>
+          <w:rFonts w:hint="eastAsia"/>
+        </w:rPr>
+        <w:t>명령어</w:t>
+      </w:r>
+    </w:p>
+    <w:p>
+      <w:pPr>
+        <w:pStyle w:val="a6"/>
+        <w:numPr>
+          <w:ilvl w:val="0"/>
+          <w:numId w:val="4"/>
+        </w:numPr>
+      </w:pPr>
+      <w:proofErr w:type="spellStart"/>
+      <w:r>
+        <w:rPr>
+          <w:rFonts w:hint="eastAsia"/>
+        </w:rPr>
+        <w:t>i</w:t>
+      </w:r>
+      <w:proofErr w:type="spellEnd"/>
+      <w:r>
+        <w:rPr>
+          <w:rFonts w:hint="eastAsia"/>
+        </w:rPr>
+        <w:t xml:space="preserve"> </w:t>
+      </w:r>
+      <w:r>
+        <w:sym w:font="Wingdings" w:char="F0E0"/>
+      </w:r>
+      <w:r>
+        <w:rPr>
+          <w:rFonts w:hint="eastAsia"/>
+        </w:rPr>
+        <w:t xml:space="preserve"> 현재 커서 자리 입력</w:t>
+      </w:r>
+    </w:p>
+    <w:p>
+      <w:pPr>
+        <w:pStyle w:val="a6"/>
+        <w:numPr>
+          <w:ilvl w:val="0"/>
+          <w:numId w:val="4"/>
+        </w:numPr>
+      </w:pPr>
+      <w:r>
+        <w:rPr>
+          <w:rFonts w:hint="eastAsia"/>
+        </w:rPr>
+        <w:t>a</w:t>
+      </w:r>
+      <w:r>
+        <w:sym w:font="Wingdings" w:char="F0E0"/>
+      </w:r>
+      <w:r>
+        <w:rPr>
+          <w:rFonts w:hint="eastAsia"/>
+        </w:rPr>
+        <w:t xml:space="preserve"> 현재 커서 다음 자리에 입력</w:t>
+      </w:r>
+    </w:p>
+    <w:p>
+      <w:pPr>
+        <w:pStyle w:val="a6"/>
+        <w:numPr>
+          <w:ilvl w:val="0"/>
+          <w:numId w:val="4"/>
+        </w:numPr>
+      </w:pPr>
+      <w:r>
+        <w:rPr>
+          <w:rFonts w:hint="eastAsia"/>
+        </w:rPr>
+        <w:t>o</w:t>
+      </w:r>
+      <w:r>
+        <w:sym w:font="Wingdings" w:char="F0E0"/>
+      </w:r>
+      <w:r>
+        <w:rPr>
+          <w:rFonts w:hint="eastAsia"/>
+        </w:rPr>
+        <w:t xml:space="preserve"> 커서 위치 행의 다음 행에 입력</w:t>
+      </w:r>
+    </w:p>
+    <w:p>
+      <w:pPr>
+        <w:pStyle w:val="a6"/>
+        <w:numPr>
+          <w:ilvl w:val="0"/>
+          <w:numId w:val="4"/>
+        </w:numPr>
+      </w:pPr>
+      <w:r>
+        <w:rPr>
+          <w:rFonts w:hint="eastAsia"/>
+        </w:rPr>
+        <w:t>I</w:t>
+      </w:r>
+      <w:r>
+        <w:sym w:font="Wingdings" w:char="F0E0"/>
+      </w:r>
+      <w:r>
+        <w:rPr>
+          <w:rFonts w:hint="eastAsia"/>
+        </w:rPr>
+        <w:t xml:space="preserve"> 커서 위치 행의 첫 칼럼 이동 및 입력</w:t>
+      </w:r>
+    </w:p>
+    <w:p>
+      <w:pPr>
+        <w:pStyle w:val="a6"/>
+        <w:numPr>
+          <w:ilvl w:val="0"/>
+          <w:numId w:val="4"/>
+        </w:numPr>
+      </w:pPr>
+      <w:r>
+        <w:rPr>
+          <w:rFonts w:hint="eastAsia"/>
+        </w:rPr>
+        <w:t>A</w:t>
+      </w:r>
+      <w:r>
+        <w:sym w:font="Wingdings" w:char="F0E0"/>
+      </w:r>
+      <w:r>
+        <w:rPr>
+          <w:rFonts w:hint="eastAsia"/>
+        </w:rPr>
+        <w:t xml:space="preserve"> 커서 위치 행 마지막 칼럼 이동 및 입력</w:t>
+      </w:r>
+    </w:p>
+    <w:p>
+      <w:pPr>
+        <w:pStyle w:val="a6"/>
+        <w:numPr>
+          <w:ilvl w:val="0"/>
+          <w:numId w:val="4"/>
+        </w:numPr>
+      </w:pPr>
+      <w:r>
+        <w:rPr>
+          <w:rFonts w:hint="eastAsia"/>
+        </w:rPr>
+        <w:t>O</w:t>
+      </w:r>
+      <w:r>
+        <w:sym w:font="Wingdings" w:char="F0E0"/>
+      </w:r>
+      <w:r>
+        <w:rPr>
+          <w:rFonts w:hint="eastAsia"/>
+        </w:rPr>
+        <w:t xml:space="preserve"> 커서 위치 행 이전 행 입력</w:t>
+      </w:r>
+    </w:p>
+    <w:p>
+      <w:pPr>
+        <w:pStyle w:val="a6"/>
+        <w:numPr>
+          <w:ilvl w:val="0"/>
+          <w:numId w:val="4"/>
+        </w:numPr>
+      </w:pPr>
+      <w:proofErr w:type="gramStart"/>
+      <w:r>
+        <w:rPr>
+          <w:rFonts w:hint="eastAsia"/>
+        </w:rPr>
+        <w:t>:</w:t>
+      </w:r>
+      <w:r>
+        <w:rPr>
+          <w:rFonts w:hint="eastAsia"/>
+        </w:rPr>
+        <w:t>#</w:t>
+      </w:r>
+      <w:proofErr w:type="gramEnd"/>
+      <w:r>
+        <w:rPr>
+          <w:rFonts w:hint="eastAsia"/>
+        </w:rPr>
+        <w:t>y</w:t>
+      </w:r>
+      <w:r>
+        <w:sym w:font="Wingdings" w:char="F0E0"/>
+      </w:r>
+      <w:r>
+        <w:rPr>
+          <w:rFonts w:hint="eastAsia"/>
+        </w:rPr>
+        <w:t xml:space="preserve"> </w:t>
+      </w:r>
+      <w:r>
+        <w:rPr>
+          <w:rFonts w:hint="eastAsia"/>
+        </w:rPr>
+        <w:t>#로 지정한 행 복사</w:t>
+      </w:r>
+    </w:p>
+    <w:p>
+      <w:pPr>
+        <w:pStyle w:val="a6"/>
+        <w:numPr>
+          <w:ilvl w:val="0"/>
+          <w:numId w:val="4"/>
+        </w:numPr>
+      </w:pPr>
+      <w:r>
+        <w:rPr>
+          <w:rFonts w:hint="eastAsia"/>
+        </w:rPr>
+        <w:t>:&lt;범위&gt;y</w:t>
+      </w:r>
+      <w:r>
+        <w:sym w:font="Wingdings" w:char="F0E0"/>
+      </w:r>
+      <w:r>
+        <w:rPr>
+          <w:rFonts w:hint="eastAsia"/>
+        </w:rPr>
+        <w:t xml:space="preserve"> 범위로 지정한 행 복사</w:t>
+      </w:r>
+    </w:p>
+    <w:p>
+      <w:pPr>
+        <w:pStyle w:val="a6"/>
+        <w:numPr>
+          <w:ilvl w:val="0"/>
+          <w:numId w:val="4"/>
+        </w:numPr>
+      </w:pPr>
+      <w:proofErr w:type="gramStart"/>
+      <w:r>
+        <w:rPr>
+          <w:rFonts w:hint="eastAsia"/>
+        </w:rPr>
+        <w:t>:#</w:t>
+      </w:r>
+      <w:proofErr w:type="gramEnd"/>
+      <w:r>
+        <w:rPr>
+          <w:rFonts w:hint="eastAsia"/>
+        </w:rPr>
+        <w:t>d</w:t>
+      </w:r>
+      <w:r>
+        <w:sym w:font="Wingdings" w:char="F0E0"/>
+      </w:r>
+      <w:r>
+        <w:rPr>
+          <w:rFonts w:hint="eastAsia"/>
+        </w:rPr>
+        <w:t xml:space="preserve"> #로 지정한 행 잘라내기(삭제)</w:t>
+      </w:r>
+    </w:p>
+    <w:p>
+      <w:pPr>
+        <w:pStyle w:val="a6"/>
+        <w:numPr>
+          <w:ilvl w:val="0"/>
+          <w:numId w:val="4"/>
+        </w:numPr>
+      </w:pPr>
+      <w:proofErr w:type="gramStart"/>
+      <w:r>
+        <w:rPr>
+          <w:rFonts w:hint="eastAsia"/>
+        </w:rPr>
+        <w:t>:</w:t>
+      </w:r>
+      <w:proofErr w:type="spellStart"/>
+      <w:r>
+        <w:rPr>
+          <w:rFonts w:hint="eastAsia"/>
+        </w:rPr>
+        <w:t>pu</w:t>
+      </w:r>
+      <w:proofErr w:type="spellEnd"/>
+      <w:proofErr w:type="gramEnd"/>
+      <w:r>
+        <w:sym w:font="Wingdings" w:char="F0E0"/>
+      </w:r>
+      <w:r>
+        <w:rPr>
+          <w:rFonts w:hint="eastAsia"/>
+        </w:rPr>
+        <w:t xml:space="preserve"> 현재 행 다음에 버퍼 내용 붙이기</w:t>
+      </w:r>
+    </w:p>
+    <w:p>
+      <w:pPr>
+        <w:pStyle w:val="a6"/>
+        <w:numPr>
+          <w:ilvl w:val="0"/>
+          <w:numId w:val="4"/>
+        </w:numPr>
+      </w:pPr>
+      <w:proofErr w:type="gramStart"/>
+      <w:r>
+        <w:rPr>
+          <w:rFonts w:hint="eastAsia"/>
+        </w:rPr>
+        <w:t>:r</w:t>
+      </w:r>
+      <w:proofErr w:type="gramEnd"/>
+      <w:r>
+        <w:rPr>
+          <w:rFonts w:hint="eastAsia"/>
+        </w:rPr>
+        <w:t xml:space="preserve"> 파일</w:t>
+      </w:r>
+      <w:r>
+        <w:sym w:font="Wingdings" w:char="F0E0"/>
+      </w:r>
+      <w:r>
+        <w:rPr>
+          <w:rFonts w:hint="eastAsia"/>
+        </w:rPr>
+        <w:t xml:space="preserve"> 지정 파일을 읽어서 현재 커서 위치에 삽입</w:t>
+      </w:r>
+    </w:p>
+    <w:p>
+      <w:pPr>
+        <w:pStyle w:val="a6"/>
+        <w:numPr>
+          <w:ilvl w:val="0"/>
+          <w:numId w:val="4"/>
+        </w:numPr>
+      </w:pPr>
+      <w:proofErr w:type="gramStart"/>
+      <w:r>
+        <w:rPr>
+          <w:rFonts w:hint="eastAsia"/>
+        </w:rPr>
+        <w:t>:e</w:t>
+      </w:r>
+      <w:proofErr w:type="gramEnd"/>
+      <w:r>
+        <w:rPr>
+          <w:rFonts w:hint="eastAsia"/>
+        </w:rPr>
+        <w:t xml:space="preserve"> 파일</w:t>
+      </w:r>
+      <w:r>
+        <w:sym w:font="Wingdings" w:char="F0E0"/>
+      </w:r>
+      <w:r>
+        <w:rPr>
+          <w:rFonts w:hint="eastAsia"/>
+        </w:rPr>
+        <w:t xml:space="preserve"> 지정한 파일로 전환(기존 </w:t>
+      </w:r>
+      <w:proofErr w:type="gramStart"/>
+      <w:r>
+        <w:rPr>
+          <w:rFonts w:hint="eastAsia"/>
+        </w:rPr>
+        <w:t>파일을 :w</w:t>
+      </w:r>
+      <w:proofErr w:type="gramEnd"/>
+      <w:r>
+        <w:rPr>
+          <w:rFonts w:hint="eastAsia"/>
+        </w:rPr>
+        <w:t xml:space="preserve">로 저장한 후 </w:t>
+      </w:r>
+      <w:proofErr w:type="spellStart"/>
+      <w:r>
+        <w:rPr>
+          <w:rFonts w:hint="eastAsia"/>
+        </w:rPr>
+        <w:t>실행해야함</w:t>
+      </w:r>
+      <w:proofErr w:type="spellEnd"/>
+      <w:r>
+        <w:rPr>
+          <w:rFonts w:hint="eastAsia"/>
+        </w:rPr>
+        <w:t>)</w:t>
+      </w:r>
+    </w:p>
+    <w:p>
+      <w:pPr>
+        <w:pStyle w:val="a6"/>
+        <w:numPr>
+          <w:ilvl w:val="0"/>
+          <w:numId w:val="4"/>
+        </w:numPr>
+      </w:pPr>
+      <w:proofErr w:type="gramStart"/>
+      <w:r>
+        <w:rPr>
+          <w:rFonts w:hint="eastAsia"/>
+        </w:rPr>
+        <w:t>:n</w:t>
+      </w:r>
+      <w:proofErr w:type="gramEnd"/>
+      <w:r>
+        <w:sym w:font="Wingdings" w:char="F0E0"/>
+      </w:r>
+      <w:r>
+        <w:rPr>
+          <w:rFonts w:hint="eastAsia"/>
+        </w:rPr>
+        <w:t xml:space="preserve"> vi 시작 시 여러 파일을 지정했을 경우 다음 파일로 작업을 이동</w:t>
+      </w:r>
+    </w:p>
+    <w:p>
+      <w:pPr>
+        <w:pStyle w:val="a6"/>
+        <w:numPr>
+          <w:ilvl w:val="0"/>
+          <w:numId w:val="4"/>
+        </w:numPr>
+      </w:pPr>
+      <w:r>
+        <w:rPr>
+          <w:rFonts w:hint="eastAsia"/>
+        </w:rPr>
+        <w:t xml:space="preserve">:! </w:t>
+      </w:r>
+      <w:r>
+        <w:sym w:font="Wingdings" w:char="F0E0"/>
+      </w:r>
+      <w:r>
+        <w:rPr>
+          <w:rFonts w:hint="eastAsia"/>
+        </w:rPr>
+        <w:t xml:space="preserve"> vi 작업 일시 중단 및 셀 명령 실행</w:t>
+      </w:r>
+    </w:p>
+    <w:p>
+      <w:pPr>
+        <w:pStyle w:val="a6"/>
+        <w:numPr>
+          <w:ilvl w:val="0"/>
+          <w:numId w:val="4"/>
+        </w:numPr>
+      </w:pPr>
+      <w:r>
+        <w:rPr>
+          <w:rFonts w:hint="eastAsia"/>
+        </w:rPr>
+        <w:t>:</w:t>
+      </w:r>
+      <w:proofErr w:type="spellStart"/>
+      <w:r>
+        <w:rPr>
+          <w:rFonts w:hint="eastAsia"/>
+        </w:rPr>
+        <w:t>sh</w:t>
+      </w:r>
+      <w:proofErr w:type="spellEnd"/>
+      <w:r>
+        <w:sym w:font="Wingdings" w:char="F0E0"/>
+      </w:r>
+      <w:r>
+        <w:rPr>
+          <w:rFonts w:hint="eastAsia"/>
+        </w:rPr>
+        <w:t xml:space="preserve"> vi를 잠시 빠져나가서 셀 명령 실행(다시 돌아오려면 exit 명령 입력</w:t>
+      </w:r>
+    </w:p>
+    <w:p>
+      <w:r>
+        <w:rPr>
+          <w:rFonts w:hint="eastAsia"/>
+        </w:rPr>
+        <w:t>vi 환경설정</w:t>
+      </w:r>
+    </w:p>
+    <w:p>
+      <w:pPr>
+        <w:pStyle w:val="a6"/>
+        <w:numPr>
+          <w:ilvl w:val="0"/>
+          <w:numId w:val="4"/>
+        </w:numPr>
+      </w:pPr>
+      <w:r>
+        <w:rPr>
+          <w:rFonts w:hint="eastAsia"/>
+        </w:rPr>
+        <w:t xml:space="preserve">set nu </w:t>
+      </w:r>
+      <w:r>
+        <w:sym w:font="Wingdings" w:char="F0E0"/>
+      </w:r>
+      <w:r>
+        <w:rPr>
+          <w:rFonts w:hint="eastAsia"/>
+        </w:rPr>
+        <w:t xml:space="preserve"> 파일 내용의 각 행에 행 번호 표시</w:t>
+      </w:r>
+    </w:p>
+    <w:p>
+      <w:pPr>
+        <w:pStyle w:val="a6"/>
+        <w:numPr>
+          <w:ilvl w:val="0"/>
+          <w:numId w:val="4"/>
+        </w:numPr>
+      </w:pPr>
+      <w:r>
+        <w:rPr>
+          <w:rFonts w:hint="eastAsia"/>
+        </w:rPr>
+        <w:t xml:space="preserve">set menu </w:t>
+      </w:r>
+      <w:r>
+        <w:sym w:font="Wingdings" w:char="F0E0"/>
+      </w:r>
+      <w:r>
+        <w:rPr>
+          <w:rFonts w:hint="eastAsia"/>
+        </w:rPr>
+        <w:t xml:space="preserve"> 행 번호 감추기</w:t>
+      </w:r>
+    </w:p>
+    <w:p>
+      <w:pPr>
+        <w:pStyle w:val="a6"/>
+        <w:numPr>
+          <w:ilvl w:val="0"/>
+          <w:numId w:val="4"/>
+        </w:numPr>
+      </w:pPr>
+      <w:r>
+        <w:rPr>
+          <w:rFonts w:hint="eastAsia"/>
+        </w:rPr>
+        <w:lastRenderedPageBreak/>
+        <w:t xml:space="preserve">set list </w:t>
+      </w:r>
+      <w:r>
+        <w:sym w:font="Wingdings" w:char="F0E0"/>
+      </w:r>
+      <w:r>
+        <w:rPr>
+          <w:rFonts w:hint="eastAsia"/>
+        </w:rPr>
+        <w:t xml:space="preserve"> 눈에 보이지 않는 특수문자 표시</w:t>
+      </w:r>
+    </w:p>
+    <w:p>
+      <w:pPr>
+        <w:pStyle w:val="a6"/>
+        <w:numPr>
+          <w:ilvl w:val="0"/>
+          <w:numId w:val="4"/>
+        </w:numPr>
+      </w:pPr>
+      <w:r>
+        <w:rPr>
+          <w:rFonts w:hint="eastAsia"/>
+        </w:rPr>
+        <w:t xml:space="preserve">set </w:t>
+      </w:r>
+      <w:proofErr w:type="spellStart"/>
+      <w:r>
+        <w:rPr>
+          <w:rFonts w:hint="eastAsia"/>
+        </w:rPr>
+        <w:t>molist</w:t>
+      </w:r>
+      <w:proofErr w:type="spellEnd"/>
+      <w:r>
+        <w:rPr>
+          <w:rFonts w:hint="eastAsia"/>
+        </w:rPr>
+        <w:t xml:space="preserve"> </w:t>
+      </w:r>
+      <w:r>
+        <w:sym w:font="Wingdings" w:char="F0E0"/>
+      </w:r>
+      <w:r>
+        <w:rPr>
+          <w:rFonts w:hint="eastAsia"/>
+        </w:rPr>
+        <w:t xml:space="preserve"> 특수문자 감추기</w:t>
+      </w:r>
+    </w:p>
+    <w:p>
+      <w:pPr>
+        <w:pStyle w:val="a6"/>
+        <w:numPr>
+          <w:ilvl w:val="0"/>
+          <w:numId w:val="4"/>
+        </w:numPr>
+      </w:pPr>
+      <w:r>
+        <w:rPr>
+          <w:rFonts w:hint="eastAsia"/>
+        </w:rPr>
+        <w:t xml:space="preserve">set </w:t>
+      </w:r>
+      <w:proofErr w:type="spellStart"/>
+      <w:r>
+        <w:rPr>
+          <w:rFonts w:hint="eastAsia"/>
+        </w:rPr>
+        <w:t>showmode</w:t>
+      </w:r>
+      <w:proofErr w:type="spellEnd"/>
+      <w:r>
+        <w:rPr>
+          <w:rFonts w:hint="eastAsia"/>
+        </w:rPr>
+        <w:t xml:space="preserve"> </w:t>
+      </w:r>
+      <w:r>
+        <w:sym w:font="Wingdings" w:char="F0E0"/>
+      </w:r>
+      <w:r>
+        <w:rPr>
+          <w:rFonts w:hint="eastAsia"/>
+        </w:rPr>
+        <w:t xml:space="preserve"> 현재 모드 표시</w:t>
+      </w:r>
+    </w:p>
+    <w:p>
+      <w:pPr>
+        <w:pStyle w:val="a6"/>
+        <w:numPr>
+          <w:ilvl w:val="0"/>
+          <w:numId w:val="4"/>
+        </w:numPr>
+      </w:pPr>
+      <w:r>
+        <w:rPr>
+          <w:rFonts w:hint="eastAsia"/>
+        </w:rPr>
+        <w:t xml:space="preserve">set </w:t>
+      </w:r>
+      <w:proofErr w:type="spellStart"/>
+      <w:r>
+        <w:rPr>
+          <w:rFonts w:hint="eastAsia"/>
+        </w:rPr>
+        <w:t>noshowmode</w:t>
+      </w:r>
+      <w:proofErr w:type="spellEnd"/>
+      <w:r>
+        <w:rPr>
+          <w:rFonts w:hint="eastAsia"/>
+        </w:rPr>
+        <w:t xml:space="preserve"> </w:t>
+      </w:r>
+      <w:r>
+        <w:sym w:font="Wingdings" w:char="F0E0"/>
+      </w:r>
+      <w:r>
+        <w:rPr>
+          <w:rFonts w:hint="eastAsia"/>
+        </w:rPr>
+        <w:t xml:space="preserve"> 현재 모드 감추기</w:t>
+      </w:r>
+    </w:p>
+    <w:p>
+      <w:pPr>
+        <w:pStyle w:val="a6"/>
+        <w:numPr>
+          <w:ilvl w:val="0"/>
+          <w:numId w:val="4"/>
+        </w:numPr>
+      </w:pPr>
+      <w:r>
+        <w:rPr>
+          <w:rFonts w:hint="eastAsia"/>
+        </w:rPr>
+        <w:t xml:space="preserve">set </w:t>
+      </w:r>
+      <w:r>
+        <w:sym w:font="Wingdings" w:char="F0E0"/>
+      </w:r>
+      <w:r>
+        <w:rPr>
+          <w:rFonts w:hint="eastAsia"/>
+        </w:rPr>
+        <w:t xml:space="preserve"> set으로 설정한 모든 vi 환경 </w:t>
+      </w:r>
+      <w:proofErr w:type="spellStart"/>
+      <w:r>
+        <w:rPr>
+          <w:rFonts w:hint="eastAsia"/>
+        </w:rPr>
+        <w:t>설정값</w:t>
+      </w:r>
+      <w:proofErr w:type="spellEnd"/>
+      <w:r>
+        <w:rPr>
+          <w:rFonts w:hint="eastAsia"/>
+        </w:rPr>
+        <w:t xml:space="preserve"> 출력</w:t>
+      </w:r>
+    </w:p>
+    <w:p>
+      <w:pPr>
+        <w:pStyle w:val="a6"/>
+        <w:numPr>
+          <w:ilvl w:val="0"/>
+          <w:numId w:val="4"/>
+        </w:numPr>
+        <w:rPr>
+          <w:rFonts w:hint="eastAsia"/>
+        </w:rPr>
+      </w:pPr>
+      <w:r>
+        <w:rPr>
+          <w:rFonts w:hint="eastAsia"/>
+        </w:rPr>
+        <w:t xml:space="preserve">set all </w:t>
+      </w:r>
+      <w:r>
+        <w:sym w:font="Wingdings" w:char="F0E0"/>
+      </w:r>
+      <w:r>
+        <w:rPr>
+          <w:rFonts w:hint="eastAsia"/>
+        </w:rPr>
+        <w:t xml:space="preserve"> 모든 vi 환경 변수와 현재 값 출력</w:t>
+      </w:r>
+    </w:p>
+    <w:p/>
+    <w:p/>
+    <w:p/>
+    <w:p>
+      <w:pPr>
+        <w:rPr>
+          <w:rFonts w:hint="eastAsia"/>
+        </w:rPr>
+      </w:pPr>
+    </w:p>
+    <w:p/>
     <w:p>
       <w:r>
         <w:rPr>
@@ -1446,13 +2199,6 @@
       </w:r>
     </w:p>
     <w:p/>
-    <w:p>
-      <w:pPr>
-        <w:rPr>
-          <w:rFonts w:hint="eastAsia"/>
-        </w:rPr>
-      </w:pPr>
-    </w:p>
     <w:sectPr>
       <w:pgSz w:w="11906" w:h="16838"/>
       <w:pgMar w:top="1701" w:right="1440" w:bottom="1440" w:left="1440" w:header="851" w:footer="992" w:gutter="0"/>
